--- a/Currículo.docx
+++ b/Currículo.docx
@@ -1,6 +1,6 @@
 
 <file path=word/document.xml><?xml version="1.0" encoding="utf-8"?>
-<w:document xmlns:mc="http://schemas.openxmlformats.org/markup-compatibility/2006" xmlns:o="urn:schemas-microsoft-com:office:office" xmlns:r="http://schemas.openxmlformats.org/officeDocument/2006/relationships" xmlns:m="http://schemas.openxmlformats.org/officeDocument/2006/math" xmlns:v="urn:schemas-microsoft-com:vml" xmlns:wp="http://schemas.openxmlformats.org/drawingml/2006/wordprocessingDrawing" xmlns:w10="urn:schemas-microsoft-com:office:word" xmlns:w="http://schemas.openxmlformats.org/wordprocessingml/2006/main" xmlns:wne="http://schemas.microsoft.com/office/word/2006/wordml" xmlns:sl="http://schemas.openxmlformats.org/schemaLibrary/2006/main" xmlns:a="http://schemas.openxmlformats.org/drawingml/2006/main" xmlns:pic="http://schemas.openxmlformats.org/drawingml/2006/picture" xmlns:c="http://schemas.openxmlformats.org/drawingml/2006/chart" xmlns:lc="http://schemas.openxmlformats.org/drawingml/2006/lockedCanvas" xmlns:dgm="http://schemas.openxmlformats.org/drawingml/2006/diagram" xmlns:wps="http://schemas.microsoft.com/office/word/2010/wordprocessingShape" xmlns:wpg="http://schemas.microsoft.com/office/word/2010/wordprocessingGroup" xmlns:w14="http://schemas.microsoft.com/office/word/2010/wordml" xmlns:w15="http://schemas.microsoft.com/office/word/2012/wordml">
+<w:document xmlns:mc="http://schemas.openxmlformats.org/markup-compatibility/2006" xmlns:o="urn:schemas-microsoft-com:office:office" xmlns:r="http://schemas.openxmlformats.org/officeDocument/2006/relationships" xmlns:m="http://schemas.openxmlformats.org/officeDocument/2006/math" xmlns:v="urn:schemas-microsoft-com:vml" xmlns:wp="http://schemas.openxmlformats.org/drawingml/2006/wordprocessingDrawing" xmlns:w10="urn:schemas-microsoft-com:office:word" xmlns:w="http://schemas.openxmlformats.org/wordprocessingml/2006/main" xmlns:wne="http://schemas.microsoft.com/office/word/2006/wordml" xmlns:sl="http://schemas.openxmlformats.org/schemaLibrary/2006/main" xmlns:a="http://schemas.openxmlformats.org/drawingml/2006/main" xmlns:pic="http://schemas.openxmlformats.org/drawingml/2006/picture" xmlns:c="http://schemas.openxmlformats.org/drawingml/2006/chart" xmlns:lc="http://schemas.openxmlformats.org/drawingml/2006/lockedCanvas" xmlns:dgm="http://schemas.openxmlformats.org/drawingml/2006/diagram" xmlns:wps="http://schemas.microsoft.com/office/word/2010/wordprocessingShape" xmlns:wpg="http://schemas.microsoft.com/office/word/2010/wordprocessingGroup" xmlns:w14="http://schemas.microsoft.com/office/word/2010/wordml" xmlns:w15="http://schemas.microsoft.com/office/word/2012/wordml" xmlns:w16="http://schemas.microsoft.com/office/word/2018/wordml" xmlns:w16cex="http://schemas.microsoft.com/office/word/2018/wordml/cex" xmlns:w16cid="http://schemas.microsoft.com/office/word/2016/wordml/cid" xmlns="http://schemas.microsoft.com/office/tasks/2019/documenttasks" xmlns:cr="http://schemas.microsoft.com/office/comments/2020/reactions">
   <w:body>
     <w:p>
       <w:pPr>
@@ -24,6 +24,7 @@
         <w:rPr>
           <w:rtl w:val="0"/>
         </w:rPr>
+        <w:t xml:space="preserve">E-mail: pedrogattosch@gmail.com</w:t>
       </w:r>
     </w:p>
     <w:p>
@@ -32,7 +33,17 @@
       </w:pPr>
       <w:r>
         <w:rPr>
-          <w:b w:val="1"/>
+          <w:rtl w:val="0"/>
+        </w:rPr>
+        <w:t xml:space="preserve">Telefone: (45) 99154-4402</w:t>
+      </w:r>
+    </w:p>
+    <w:p>
+      <w:pPr>
+        <w:rPr/>
+      </w:pPr>
+      <w:r>
+        <w:rPr>
           <w:rtl w:val="0"/>
         </w:rPr>
         <w:t xml:space="preserve">GitHub: </w:t>
@@ -44,7 +55,7 @@
             <w:u w:val="single"/>
             <w:rtl w:val="0"/>
           </w:rPr>
-          <w:t xml:space="preserve">https://github.com/pedrogattosch</w:t>
+          <w:t xml:space="preserve">https://github.com/pedrogattosch/</w:t>
         </w:r>
       </w:hyperlink>
       <w:r>
@@ -55,14 +66,10 @@
     </w:p>
     <w:p>
       <w:pPr>
-        <w:rPr>
-          <w:color w:val="1155cc"/>
-          <w:u w:val="single"/>
-        </w:rPr>
-      </w:pPr>
-      <w:r>
-        <w:rPr>
-          <w:b w:val="1"/>
+        <w:rPr/>
+      </w:pPr>
+      <w:r>
+        <w:rPr>
           <w:rtl w:val="0"/>
         </w:rPr>
         <w:t xml:space="preserve">LinkedIn: </w:t>
@@ -89,95 +96,31 @@
       </w:pPr>
       <w:r>
         <w:rPr>
-          <w:b w:val="1"/>
           <w:rtl w:val="0"/>
         </w:rPr>
         <w:t xml:space="preserve">Portfólio</w:t>
       </w:r>
       <w:r>
         <w:rPr>
-          <w:b w:val="1"/>
           <w:rtl w:val="0"/>
         </w:rPr>
         <w:t xml:space="preserve">: </w:t>
       </w:r>
-      <w:r>
-        <w:rPr>
-          <w:rtl w:val="0"/>
-        </w:rPr>
-        <w:br w:type="textWrapping"/>
-      </w:r>
-      <w:r>
-        <w:rPr>
-          <w:b w:val="1"/>
-          <w:rtl w:val="0"/>
-        </w:rPr>
-        <w:t xml:space="preserve">E-mail: </w:t>
-      </w:r>
-      <w:r>
-        <w:rPr>
-          <w:rtl w:val="0"/>
-        </w:rPr>
-        <w:t xml:space="preserve">pedrogattosch@gmail</w:t>
-      </w:r>
-      <w:r>
-        <w:rPr>
-          <w:rtl w:val="0"/>
-        </w:rPr>
-      </w:r>
-    </w:p>
-    <w:p>
-      <w:pPr>
-        <w:rPr/>
-      </w:pPr>
-      <w:r>
-        <w:rPr>
-          <w:b w:val="1"/>
-          <w:rtl w:val="0"/>
-        </w:rPr>
-        <w:t xml:space="preserve">Celular: </w:t>
-      </w:r>
-      <w:r>
-        <w:rPr>
-          <w:rtl w:val="0"/>
-        </w:rPr>
-        <w:t xml:space="preserve">(45) 99154-4402</w:t>
-      </w:r>
-    </w:p>
-    <w:p>
-      <w:pPr>
-        <w:rPr/>
-      </w:pPr>
-      <w:r>
-        <w:rPr>
-          <w:b w:val="1"/>
-          <w:rtl w:val="0"/>
-        </w:rPr>
-        <w:t xml:space="preserve">Endereço: </w:t>
-      </w:r>
-      <w:r>
-        <w:rPr>
-          <w:rtl w:val="0"/>
-        </w:rPr>
-        <w:t xml:space="preserve">Toledo, Paraná</w:t>
-      </w:r>
-    </w:p>
-    <w:p>
-      <w:pPr>
-        <w:rPr/>
-      </w:pPr>
-      <w:r>
-        <w:rPr>
-          <w:b w:val="1"/>
-          <w:rtl w:val="0"/>
-        </w:rPr>
-        <w:t xml:space="preserve">Data de nascimento: </w:t>
-      </w:r>
-      <w:r>
-        <w:rPr>
-          <w:rtl w:val="0"/>
-        </w:rPr>
-        <w:t xml:space="preserve">05/07/2005</w:t>
+      <w:hyperlink r:id="rId8">
+        <w:r>
+          <w:rPr>
+            <w:color w:val="1155cc"/>
+            <w:u w:val="single"/>
+            <w:rtl w:val="0"/>
+          </w:rPr>
+          <w:t xml:space="preserve">https://pedrogattosch.vercel.app/</w:t>
+        </w:r>
+      </w:hyperlink>
+      <w:r>
+        <w:rPr>
+          <w:rtl w:val="0"/>
+        </w:rPr>
+        <w:t xml:space="preserve"> </w:t>
       </w:r>
     </w:p>
     <w:p>
@@ -197,33 +140,252 @@
     </w:p>
     <w:p>
       <w:pPr>
+        <w:rPr/>
+      </w:pPr>
+      <w:r>
+        <w:rPr>
+          <w:rtl w:val="0"/>
+        </w:rPr>
+        <w:t xml:space="preserve">Estudante de engenharia de computação na UTFPR, com experiência em suporte técnico e manutenção de equipamentos adquirida no Exército Brasileiro. </w:t>
+      </w:r>
+      <w:r>
+        <w:rPr>
+          <w:rtl w:val="0"/>
+        </w:rPr>
+        <w:t xml:space="preserve">Atuo</w:t>
+      </w:r>
+      <w:r>
+        <w:rPr>
+          <w:rtl w:val="0"/>
+        </w:rPr>
+        <w:t xml:space="preserve"> na área de programação front-end. Também possuo conhecimentos em Python, aplicando a linguagem para automação de tarefas e desenvolvimento de soluções eficientes. Busco oportunidades para aplicar meus conhecimentos em tecnologia e fortalecer minhas habilidades.</w:t>
+      </w:r>
+    </w:p>
+    <w:p>
+      <w:pPr>
+        <w:rPr/>
+      </w:pPr>
+      <w:r>
+        <w:pict>
+          <v:rect style="width:0.0pt;height:1.5pt" o:hr="t" o:hrstd="t" o:hralign="center" fillcolor="#A0A0A0" stroked="f"/>
+        </w:pict>
+      </w:r>
+      <w:r>
+        <w:rPr>
+          <w:rtl w:val="0"/>
+        </w:rPr>
+      </w:r>
+    </w:p>
+    <w:p>
+      <w:pPr>
         <w:rPr>
           <w:b w:val="1"/>
-          <w:u w:val="single"/>
-        </w:rPr>
-      </w:pPr>
-      <w:r>
-        <w:rPr>
-          <w:rtl w:val="0"/>
-        </w:rPr>
-        <w:t xml:space="preserve">Estudante de engenharia de computação buscando oportunidades para aplicar e aprimorar habilidades técnicas, criativas e analíticas em projetos desafiadores.</w:t>
+        </w:rPr>
+      </w:pPr>
+      <w:r>
+        <w:rPr>
+          <w:b w:val="1"/>
+          <w:rtl w:val="0"/>
+        </w:rPr>
+        <w:t xml:space="preserve">Formação acadêmica</w:t>
+      </w:r>
+    </w:p>
+    <w:p>
+      <w:pPr>
+        <w:rPr>
+          <w:b w:val="1"/>
+          <w:i w:val="1"/>
+        </w:rPr>
+      </w:pPr>
+      <w:r>
+        <w:rPr>
+          <w:i w:val="1"/>
+          <w:rtl w:val="0"/>
+        </w:rPr>
+        <w:t xml:space="preserve">Universidade Tecnológica Federal do Paraná (UTFPR) - Toledo, PR</w:t>
+      </w:r>
+      <w:r>
+        <w:rPr>
+          <w:rtl w:val="0"/>
+        </w:rPr>
+      </w:r>
+    </w:p>
+    <w:p>
+      <w:pPr>
+        <w:rPr/>
+      </w:pPr>
+      <w:r>
+        <w:rPr>
+          <w:rtl w:val="0"/>
+        </w:rPr>
+        <w:t xml:space="preserve">Bacharelado em Engenharia de Computação </w:t>
+      </w:r>
+      <w:r>
+        <w:rPr>
+          <w:rtl w:val="0"/>
+        </w:rPr>
+        <w:t xml:space="preserve">| 2023, março - Presente</w:t>
+      </w:r>
+    </w:p>
+    <w:p>
+      <w:pPr>
+        <w:rPr/>
+      </w:pPr>
+      <w:r>
+        <w:pict>
+          <v:rect style="width:0.0pt;height:1.5pt" o:hr="t" o:hrstd="t" o:hralign="center" fillcolor="#A0A0A0" stroked="f"/>
+        </w:pict>
+      </w:r>
+      <w:r>
+        <w:rPr>
+          <w:rtl w:val="0"/>
+        </w:rPr>
+      </w:r>
+    </w:p>
+    <w:p>
+      <w:pPr>
+        <w:rPr>
+          <w:b w:val="1"/>
+        </w:rPr>
+      </w:pPr>
+      <w:r>
+        <w:rPr>
+          <w:b w:val="1"/>
+          <w:rtl w:val="0"/>
+        </w:rPr>
+        <w:t xml:space="preserve">Experiência profissional</w:t>
+      </w:r>
+    </w:p>
+    <w:p>
+      <w:pPr>
+        <w:rPr/>
+      </w:pPr>
+      <w:r>
+        <w:rPr>
+          <w:i w:val="1"/>
+          <w:rtl w:val="0"/>
+        </w:rPr>
+        <w:t xml:space="preserve">Exército Brasileiro – 15ª Companhia de Comunicações Mecanizada</w:t>
+      </w:r>
+      <w:r>
+        <w:rPr>
+          <w:rtl w:val="0"/>
+        </w:rPr>
         <w:br w:type="textWrapping"/>
-        <w:br w:type="textWrapping"/>
-      </w:r>
-      <w:r>
+        <w:t xml:space="preserve">Função: Soldado | 2024, março - 2025, janeiro</w:t>
+      </w:r>
+    </w:p>
+    <w:p>
+      <w:pPr>
+        <w:numPr>
+          <w:ilvl w:val="0"/>
+          <w:numId w:val="1"/>
+        </w:numPr>
+        <w:ind w:left="720" w:hanging="360"/>
+      </w:pPr>
+      <w:r>
+        <w:rPr>
+          <w:rtl w:val="0"/>
+        </w:rPr>
+        <w:t xml:space="preserve">Manutenção preventiva e corretiva de computadores e impressoras.</w:t>
+      </w:r>
+    </w:p>
+    <w:p>
+      <w:pPr>
+        <w:numPr>
+          <w:ilvl w:val="0"/>
+          <w:numId w:val="1"/>
+        </w:numPr>
+        <w:ind w:left="720" w:hanging="360"/>
+      </w:pPr>
+      <w:r>
+        <w:rPr>
+          <w:rtl w:val="0"/>
+        </w:rPr>
+        <w:t xml:space="preserve">Montagem e organização de racks de internet e cabeamento estruturado.</w:t>
+      </w:r>
+    </w:p>
+    <w:p>
+      <w:pPr>
+        <w:numPr>
+          <w:ilvl w:val="0"/>
+          <w:numId w:val="1"/>
+        </w:numPr>
+        <w:ind w:left="720" w:hanging="360"/>
+      </w:pPr>
+      <w:r>
+        <w:rPr>
+          <w:rtl w:val="0"/>
+        </w:rPr>
+        <w:t xml:space="preserve">Diagnóstico e solução de problemas em hardware e software.</w:t>
+      </w:r>
+    </w:p>
+    <w:p>
+      <w:pPr>
+        <w:numPr>
+          <w:ilvl w:val="0"/>
+          <w:numId w:val="1"/>
+        </w:numPr>
+        <w:ind w:left="720" w:hanging="360"/>
+      </w:pPr>
+      <w:r>
+        <w:rPr>
+          <w:rtl w:val="0"/>
+        </w:rPr>
+        <w:t xml:space="preserve">Configuração e suporte a redes de computadores.</w:t>
+      </w:r>
+    </w:p>
+    <w:p>
+      <w:pPr>
+        <w:numPr>
+          <w:ilvl w:val="0"/>
+          <w:numId w:val="1"/>
+        </w:numPr>
+        <w:ind w:left="720" w:hanging="360"/>
+      </w:pPr>
+      <w:r>
+        <w:rPr>
+          <w:rtl w:val="0"/>
+        </w:rPr>
+        <w:t xml:space="preserve">Atendimento técnico aos usuários, garantindo o funcionamento adequado dos sistemas.</w:t>
+      </w:r>
+    </w:p>
+    <w:p>
+      <w:pPr>
+        <w:numPr>
+          <w:ilvl w:val="0"/>
+          <w:numId w:val="1"/>
+        </w:numPr>
+        <w:ind w:left="720" w:hanging="360"/>
+      </w:pPr>
+      <w:r>
+        <w:rPr>
+          <w:rtl w:val="0"/>
+        </w:rPr>
+        <w:t xml:space="preserve">Desenvolvimento de habilidades como disciplina, trabalho em equipe e resiliência.</w:t>
+      </w:r>
+    </w:p>
+    <w:p>
+      <w:pPr>
         <w:rPr>
           <w:b w:val="1"/>
-          <w:u w:val="single"/>
-          <w:rtl w:val="0"/>
-        </w:rPr>
-        <w:t xml:space="preserve">Formação</w:t>
+        </w:rPr>
+      </w:pPr>
+      <w:r>
+        <w:pict>
+          <v:rect style="width:0.0pt;height:1.5pt" o:hr="t" o:hrstd="t" o:hralign="center" fillcolor="#A0A0A0" stroked="f"/>
+        </w:pict>
+      </w:r>
+      <w:r>
+        <w:rPr>
+          <w:rtl w:val="0"/>
+        </w:rPr>
       </w:r>
     </w:p>
     <w:p>
       <w:pPr>
         <w:rPr>
           <w:b w:val="1"/>
-          <w:u w:val="single"/>
         </w:rPr>
       </w:pPr>
       <w:r>
@@ -231,40 +393,48 @@
           <w:b w:val="1"/>
           <w:rtl w:val="0"/>
         </w:rPr>
-        <w:t xml:space="preserve">Universidade Tecnológica Federal do Paraná [UTFPR] - Toledo, Paraná </w:t>
-      </w:r>
-      <w:r>
-        <w:rPr>
-          <w:rtl w:val="0"/>
-        </w:rPr>
-      </w:r>
-    </w:p>
-    <w:p>
-      <w:pPr>
-        <w:rPr/>
-      </w:pPr>
-      <w:r>
-        <w:rPr>
-          <w:rtl w:val="0"/>
-        </w:rPr>
-        <w:t xml:space="preserve">Ensino superior incompleto (2023 - Presente)</w:t>
-      </w:r>
-    </w:p>
-    <w:p>
-      <w:pPr>
-        <w:rPr/>
-      </w:pPr>
-      <w:r>
-        <w:rPr>
-          <w:rtl w:val="0"/>
-        </w:rPr>
-        <w:t xml:space="preserve">Cursando 3° semestre </w:t>
-      </w:r>
-      <w:r>
-        <w:rPr>
-          <w:rtl w:val="0"/>
-        </w:rPr>
-        <w:t xml:space="preserve">Bacharelado em Engenharia de Computação </w:t>
+        <w:t xml:space="preserve">Certficações</w:t>
+      </w:r>
+    </w:p>
+    <w:p>
+      <w:pPr>
+        <w:numPr>
+          <w:ilvl w:val="0"/>
+          <w:numId w:val="3"/>
+        </w:numPr>
+        <w:ind w:left="720" w:hanging="360"/>
+        <w:rPr>
+          <w:u w:val="none"/>
+        </w:rPr>
+      </w:pPr>
+      <w:r>
+        <w:rPr>
+          <w:rtl w:val="0"/>
+        </w:rPr>
+        <w:t xml:space="preserve">Certificação em Python | Cisco | 2024</w:t>
+      </w:r>
+      <w:r>
+        <w:rPr>
+          <w:rtl w:val="0"/>
+        </w:rPr>
+      </w:r>
+    </w:p>
+    <w:p>
+      <w:pPr>
+        <w:numPr>
+          <w:ilvl w:val="0"/>
+          <w:numId w:val="3"/>
+        </w:numPr>
+        <w:ind w:left="720" w:hanging="360"/>
+        <w:rPr>
+          <w:u w:val="none"/>
+        </w:rPr>
+      </w:pPr>
+      <w:r>
+        <w:rPr>
+          <w:rtl w:val="0"/>
+        </w:rPr>
+        <w:t xml:space="preserve">Certificação em Operador de Processos de Produção | SENAI | 2024</w:t>
       </w:r>
     </w:p>
     <w:p>
@@ -273,6 +443,11 @@
         <w:rPr/>
       </w:pPr>
       <w:r>
+        <w:pict>
+          <v:rect style="width:0.0pt;height:1.5pt" o:hr="t" o:hrstd="t" o:hralign="center" fillcolor="#A0A0A0" stroked="f"/>
+        </w:pict>
+      </w:r>
+      <w:r>
         <w:rPr>
           <w:rtl w:val="0"/>
         </w:rPr>
@@ -281,78 +456,69 @@
     <w:p>
       <w:pPr>
         <w:ind w:left="0" w:firstLine="0"/>
+        <w:rPr>
+          <w:b w:val="1"/>
+        </w:rPr>
+      </w:pPr>
+      <w:r>
+        <w:rPr>
+          <w:b w:val="1"/>
+          <w:rtl w:val="0"/>
+        </w:rPr>
+        <w:t xml:space="preserve">Idiomas</w:t>
+      </w:r>
+    </w:p>
+    <w:p>
+      <w:pPr>
+        <w:numPr>
+          <w:ilvl w:val="0"/>
+          <w:numId w:val="2"/>
+        </w:numPr>
+        <w:ind w:left="720" w:hanging="360"/>
         <w:rPr/>
       </w:pPr>
       <w:r>
         <w:rPr>
-          <w:b w:val="1"/>
-          <w:u w:val="single"/>
-          <w:rtl w:val="0"/>
-        </w:rPr>
-        <w:t xml:space="preserve">Projetos</w:t>
-      </w:r>
-      <w:r>
-        <w:rPr>
-          <w:rtl w:val="0"/>
-        </w:rPr>
-      </w:r>
-    </w:p>
-    <w:p>
-      <w:pPr>
-        <w:ind w:left="0" w:firstLine="0"/>
-        <w:rPr/>
-      </w:pPr>
-      <w:r>
-        <w:rPr>
-          <w:rtl w:val="0"/>
-        </w:rPr>
-      </w:r>
-    </w:p>
-    <w:p>
-      <w:pPr>
-        <w:rPr>
-          <w:b w:val="1"/>
-          <w:u w:val="single"/>
-        </w:rPr>
-      </w:pPr>
-      <w:r>
-        <w:rPr>
-          <w:b w:val="1"/>
-          <w:u w:val="single"/>
-          <w:rtl w:val="0"/>
-        </w:rPr>
-        <w:t xml:space="preserve">Habilidades</w:t>
-      </w:r>
-    </w:p>
-    <w:p>
-      <w:pPr>
-        <w:ind w:left="0" w:firstLine="0"/>
-        <w:rPr>
-          <w:i w:val="1"/>
-        </w:rPr>
-      </w:pPr>
-      <w:r>
-        <w:rPr>
-          <w:rtl w:val="0"/>
-        </w:rPr>
-      </w:r>
-    </w:p>
-    <w:p>
-      <w:pPr>
-        <w:ind w:left="720" w:firstLine="0"/>
-        <w:rPr/>
-      </w:pPr>
-      <w:r>
-        <w:rPr>
-          <w:rtl w:val="0"/>
-        </w:rPr>
-      </w:r>
-    </w:p>
-    <w:p>
-      <w:pPr>
-        <w:ind w:left="0" w:firstLine="0"/>
-        <w:rPr/>
-      </w:pPr>
+          <w:rtl w:val="0"/>
+        </w:rPr>
+        <w:t xml:space="preserve">Português: Nativo</w:t>
+      </w:r>
+    </w:p>
+    <w:p>
+      <w:pPr>
+        <w:numPr>
+          <w:ilvl w:val="0"/>
+          <w:numId w:val="2"/>
+        </w:numPr>
+        <w:ind w:left="720" w:hanging="360"/>
+        <w:rPr>
+          <w:u w:val="none"/>
+        </w:rPr>
+      </w:pPr>
+      <w:r>
+        <w:rPr>
+          <w:rtl w:val="0"/>
+        </w:rPr>
+        <w:t xml:space="preserve">Inglês: Intermediário</w:t>
+      </w:r>
+    </w:p>
+    <w:p>
+      <w:pPr>
+        <w:numPr>
+          <w:ilvl w:val="0"/>
+          <w:numId w:val="2"/>
+        </w:numPr>
+        <w:ind w:left="720" w:hanging="360"/>
+        <w:rPr>
+          <w:u w:val="none"/>
+        </w:rPr>
+      </w:pPr>
+      <w:r>
+        <w:rPr>
+          <w:rtl w:val="0"/>
+        </w:rPr>
+        <w:t xml:space="preserve">Espanhol: Básico</w:t>
+      </w:r>
       <w:r>
         <w:rPr>
           <w:rtl w:val="0"/>
@@ -369,11 +535,351 @@
 </file>
 
 <file path=word/numbering.xml><?xml version="1.0" encoding="utf-8"?>
-<w:numbering xmlns:mc="http://schemas.openxmlformats.org/markup-compatibility/2006" xmlns:o="urn:schemas-microsoft-com:office:office" xmlns:r="http://schemas.openxmlformats.org/officeDocument/2006/relationships" xmlns:m="http://schemas.openxmlformats.org/officeDocument/2006/math" xmlns:v="urn:schemas-microsoft-com:vml" xmlns:wp="http://schemas.openxmlformats.org/drawingml/2006/wordprocessingDrawing" xmlns:w10="urn:schemas-microsoft-com:office:word" xmlns:w="http://schemas.openxmlformats.org/wordprocessingml/2006/main" xmlns:wne="http://schemas.microsoft.com/office/word/2006/wordml" xmlns:sl="http://schemas.openxmlformats.org/schemaLibrary/2006/main" xmlns:a="http://schemas.openxmlformats.org/drawingml/2006/main" xmlns:pic="http://schemas.openxmlformats.org/drawingml/2006/picture" xmlns:c="http://schemas.openxmlformats.org/drawingml/2006/chart" xmlns:lc="http://schemas.openxmlformats.org/drawingml/2006/lockedCanvas" xmlns:dgm="http://schemas.openxmlformats.org/drawingml/2006/diagram" xmlns:wps="http://schemas.microsoft.com/office/word/2010/wordprocessingShape" xmlns:wpg="http://schemas.microsoft.com/office/word/2010/wordprocessingGroup" xmlns:w14="http://schemas.microsoft.com/office/word/2010/wordml" xmlns:w15="http://schemas.microsoft.com/office/word/2012/wordml"/>
+<w:numbering xmlns:mc="http://schemas.openxmlformats.org/markup-compatibility/2006" xmlns:o="urn:schemas-microsoft-com:office:office" xmlns:r="http://schemas.openxmlformats.org/officeDocument/2006/relationships" xmlns:m="http://schemas.openxmlformats.org/officeDocument/2006/math" xmlns:v="urn:schemas-microsoft-com:vml" xmlns:wp="http://schemas.openxmlformats.org/drawingml/2006/wordprocessingDrawing" xmlns:w10="urn:schemas-microsoft-com:office:word" xmlns:w="http://schemas.openxmlformats.org/wordprocessingml/2006/main" xmlns:wne="http://schemas.microsoft.com/office/word/2006/wordml" xmlns:sl="http://schemas.openxmlformats.org/schemaLibrary/2006/main" xmlns:a="http://schemas.openxmlformats.org/drawingml/2006/main" xmlns:pic="http://schemas.openxmlformats.org/drawingml/2006/picture" xmlns:c="http://schemas.openxmlformats.org/drawingml/2006/chart" xmlns:lc="http://schemas.openxmlformats.org/drawingml/2006/lockedCanvas" xmlns:dgm="http://schemas.openxmlformats.org/drawingml/2006/diagram" xmlns:wps="http://schemas.microsoft.com/office/word/2010/wordprocessingShape" xmlns:wpg="http://schemas.microsoft.com/office/word/2010/wordprocessingGroup" xmlns:w14="http://schemas.microsoft.com/office/word/2010/wordml" xmlns:w15="http://schemas.microsoft.com/office/word/2012/wordml" xmlns:w16="http://schemas.microsoft.com/office/word/2018/wordml" xmlns:w16cex="http://schemas.microsoft.com/office/word/2018/wordml/cex" xmlns:w16cid="http://schemas.microsoft.com/office/word/2016/wordml/cid" xmlns="http://schemas.microsoft.com/office/tasks/2019/documenttasks" xmlns:cr="http://schemas.microsoft.com/office/comments/2020/reactions">
+  <w:abstractNum w:abstractNumId="1">
+    <w:lvl w:ilvl="0">
+      <w:start w:val="1"/>
+      <w:numFmt w:val="bullet"/>
+      <w:lvlText w:val="●"/>
+      <w:lvlJc w:val="left"/>
+      <w:pPr>
+        <w:ind w:left="720" w:hanging="360"/>
+      </w:pPr>
+      <w:rPr>
+        <w:u w:val="none"/>
+      </w:rPr>
+    </w:lvl>
+    <w:lvl w:ilvl="1">
+      <w:start w:val="1"/>
+      <w:numFmt w:val="bullet"/>
+      <w:lvlText w:val="○"/>
+      <w:lvlJc w:val="left"/>
+      <w:pPr>
+        <w:ind w:left="1440" w:hanging="360"/>
+      </w:pPr>
+      <w:rPr>
+        <w:u w:val="none"/>
+      </w:rPr>
+    </w:lvl>
+    <w:lvl w:ilvl="2">
+      <w:start w:val="1"/>
+      <w:numFmt w:val="bullet"/>
+      <w:lvlText w:val="■"/>
+      <w:lvlJc w:val="left"/>
+      <w:pPr>
+        <w:ind w:left="2160" w:hanging="360"/>
+      </w:pPr>
+      <w:rPr>
+        <w:u w:val="none"/>
+      </w:rPr>
+    </w:lvl>
+    <w:lvl w:ilvl="3">
+      <w:start w:val="1"/>
+      <w:numFmt w:val="bullet"/>
+      <w:lvlText w:val="●"/>
+      <w:lvlJc w:val="left"/>
+      <w:pPr>
+        <w:ind w:left="2880" w:hanging="360"/>
+      </w:pPr>
+      <w:rPr>
+        <w:u w:val="none"/>
+      </w:rPr>
+    </w:lvl>
+    <w:lvl w:ilvl="4">
+      <w:start w:val="1"/>
+      <w:numFmt w:val="bullet"/>
+      <w:lvlText w:val="○"/>
+      <w:lvlJc w:val="left"/>
+      <w:pPr>
+        <w:ind w:left="3600" w:hanging="360"/>
+      </w:pPr>
+      <w:rPr>
+        <w:u w:val="none"/>
+      </w:rPr>
+    </w:lvl>
+    <w:lvl w:ilvl="5">
+      <w:start w:val="1"/>
+      <w:numFmt w:val="bullet"/>
+      <w:lvlText w:val="■"/>
+      <w:lvlJc w:val="left"/>
+      <w:pPr>
+        <w:ind w:left="4320" w:hanging="360"/>
+      </w:pPr>
+      <w:rPr>
+        <w:u w:val="none"/>
+      </w:rPr>
+    </w:lvl>
+    <w:lvl w:ilvl="6">
+      <w:start w:val="1"/>
+      <w:numFmt w:val="bullet"/>
+      <w:lvlText w:val="●"/>
+      <w:lvlJc w:val="left"/>
+      <w:pPr>
+        <w:ind w:left="5040" w:hanging="360"/>
+      </w:pPr>
+      <w:rPr>
+        <w:u w:val="none"/>
+      </w:rPr>
+    </w:lvl>
+    <w:lvl w:ilvl="7">
+      <w:start w:val="1"/>
+      <w:numFmt w:val="bullet"/>
+      <w:lvlText w:val="○"/>
+      <w:lvlJc w:val="left"/>
+      <w:pPr>
+        <w:ind w:left="5760" w:hanging="360"/>
+      </w:pPr>
+      <w:rPr>
+        <w:u w:val="none"/>
+      </w:rPr>
+    </w:lvl>
+    <w:lvl w:ilvl="8">
+      <w:start w:val="1"/>
+      <w:numFmt w:val="bullet"/>
+      <w:lvlText w:val="■"/>
+      <w:lvlJc w:val="left"/>
+      <w:pPr>
+        <w:ind w:left="6480" w:hanging="360"/>
+      </w:pPr>
+      <w:rPr>
+        <w:u w:val="none"/>
+      </w:rPr>
+    </w:lvl>
+  </w:abstractNum>
+  <w:abstractNum w:abstractNumId="2">
+    <w:lvl w:ilvl="0">
+      <w:start w:val="1"/>
+      <w:numFmt w:val="bullet"/>
+      <w:lvlText w:val="●"/>
+      <w:lvlJc w:val="left"/>
+      <w:pPr>
+        <w:ind w:left="720" w:hanging="360"/>
+      </w:pPr>
+      <w:rPr>
+        <w:u w:val="none"/>
+      </w:rPr>
+    </w:lvl>
+    <w:lvl w:ilvl="1">
+      <w:start w:val="1"/>
+      <w:numFmt w:val="bullet"/>
+      <w:lvlText w:val="○"/>
+      <w:lvlJc w:val="left"/>
+      <w:pPr>
+        <w:ind w:left="1440" w:hanging="360"/>
+      </w:pPr>
+      <w:rPr>
+        <w:u w:val="none"/>
+      </w:rPr>
+    </w:lvl>
+    <w:lvl w:ilvl="2">
+      <w:start w:val="1"/>
+      <w:numFmt w:val="bullet"/>
+      <w:lvlText w:val="■"/>
+      <w:lvlJc w:val="left"/>
+      <w:pPr>
+        <w:ind w:left="2160" w:hanging="360"/>
+      </w:pPr>
+      <w:rPr>
+        <w:u w:val="none"/>
+      </w:rPr>
+    </w:lvl>
+    <w:lvl w:ilvl="3">
+      <w:start w:val="1"/>
+      <w:numFmt w:val="bullet"/>
+      <w:lvlText w:val="●"/>
+      <w:lvlJc w:val="left"/>
+      <w:pPr>
+        <w:ind w:left="2880" w:hanging="360"/>
+      </w:pPr>
+      <w:rPr>
+        <w:u w:val="none"/>
+      </w:rPr>
+    </w:lvl>
+    <w:lvl w:ilvl="4">
+      <w:start w:val="1"/>
+      <w:numFmt w:val="bullet"/>
+      <w:lvlText w:val="○"/>
+      <w:lvlJc w:val="left"/>
+      <w:pPr>
+        <w:ind w:left="3600" w:hanging="360"/>
+      </w:pPr>
+      <w:rPr>
+        <w:u w:val="none"/>
+      </w:rPr>
+    </w:lvl>
+    <w:lvl w:ilvl="5">
+      <w:start w:val="1"/>
+      <w:numFmt w:val="bullet"/>
+      <w:lvlText w:val="■"/>
+      <w:lvlJc w:val="left"/>
+      <w:pPr>
+        <w:ind w:left="4320" w:hanging="360"/>
+      </w:pPr>
+      <w:rPr>
+        <w:u w:val="none"/>
+      </w:rPr>
+    </w:lvl>
+    <w:lvl w:ilvl="6">
+      <w:start w:val="1"/>
+      <w:numFmt w:val="bullet"/>
+      <w:lvlText w:val="●"/>
+      <w:lvlJc w:val="left"/>
+      <w:pPr>
+        <w:ind w:left="5040" w:hanging="360"/>
+      </w:pPr>
+      <w:rPr>
+        <w:u w:val="none"/>
+      </w:rPr>
+    </w:lvl>
+    <w:lvl w:ilvl="7">
+      <w:start w:val="1"/>
+      <w:numFmt w:val="bullet"/>
+      <w:lvlText w:val="○"/>
+      <w:lvlJc w:val="left"/>
+      <w:pPr>
+        <w:ind w:left="5760" w:hanging="360"/>
+      </w:pPr>
+      <w:rPr>
+        <w:u w:val="none"/>
+      </w:rPr>
+    </w:lvl>
+    <w:lvl w:ilvl="8">
+      <w:start w:val="1"/>
+      <w:numFmt w:val="bullet"/>
+      <w:lvlText w:val="■"/>
+      <w:lvlJc w:val="left"/>
+      <w:pPr>
+        <w:ind w:left="6480" w:hanging="360"/>
+      </w:pPr>
+      <w:rPr>
+        <w:u w:val="none"/>
+      </w:rPr>
+    </w:lvl>
+  </w:abstractNum>
+  <w:abstractNum w:abstractNumId="3">
+    <w:lvl w:ilvl="0">
+      <w:start w:val="1"/>
+      <w:numFmt w:val="bullet"/>
+      <w:lvlText w:val="●"/>
+      <w:lvlJc w:val="left"/>
+      <w:pPr>
+        <w:ind w:left="720" w:hanging="360"/>
+      </w:pPr>
+      <w:rPr>
+        <w:u w:val="none"/>
+      </w:rPr>
+    </w:lvl>
+    <w:lvl w:ilvl="1">
+      <w:start w:val="1"/>
+      <w:numFmt w:val="bullet"/>
+      <w:lvlText w:val="○"/>
+      <w:lvlJc w:val="left"/>
+      <w:pPr>
+        <w:ind w:left="1440" w:hanging="360"/>
+      </w:pPr>
+      <w:rPr>
+        <w:u w:val="none"/>
+      </w:rPr>
+    </w:lvl>
+    <w:lvl w:ilvl="2">
+      <w:start w:val="1"/>
+      <w:numFmt w:val="bullet"/>
+      <w:lvlText w:val="■"/>
+      <w:lvlJc w:val="left"/>
+      <w:pPr>
+        <w:ind w:left="2160" w:hanging="360"/>
+      </w:pPr>
+      <w:rPr>
+        <w:u w:val="none"/>
+      </w:rPr>
+    </w:lvl>
+    <w:lvl w:ilvl="3">
+      <w:start w:val="1"/>
+      <w:numFmt w:val="bullet"/>
+      <w:lvlText w:val="●"/>
+      <w:lvlJc w:val="left"/>
+      <w:pPr>
+        <w:ind w:left="2880" w:hanging="360"/>
+      </w:pPr>
+      <w:rPr>
+        <w:u w:val="none"/>
+      </w:rPr>
+    </w:lvl>
+    <w:lvl w:ilvl="4">
+      <w:start w:val="1"/>
+      <w:numFmt w:val="bullet"/>
+      <w:lvlText w:val="○"/>
+      <w:lvlJc w:val="left"/>
+      <w:pPr>
+        <w:ind w:left="3600" w:hanging="360"/>
+      </w:pPr>
+      <w:rPr>
+        <w:u w:val="none"/>
+      </w:rPr>
+    </w:lvl>
+    <w:lvl w:ilvl="5">
+      <w:start w:val="1"/>
+      <w:numFmt w:val="bullet"/>
+      <w:lvlText w:val="■"/>
+      <w:lvlJc w:val="left"/>
+      <w:pPr>
+        <w:ind w:left="4320" w:hanging="360"/>
+      </w:pPr>
+      <w:rPr>
+        <w:u w:val="none"/>
+      </w:rPr>
+    </w:lvl>
+    <w:lvl w:ilvl="6">
+      <w:start w:val="1"/>
+      <w:numFmt w:val="bullet"/>
+      <w:lvlText w:val="●"/>
+      <w:lvlJc w:val="left"/>
+      <w:pPr>
+        <w:ind w:left="5040" w:hanging="360"/>
+      </w:pPr>
+      <w:rPr>
+        <w:u w:val="none"/>
+      </w:rPr>
+    </w:lvl>
+    <w:lvl w:ilvl="7">
+      <w:start w:val="1"/>
+      <w:numFmt w:val="bullet"/>
+      <w:lvlText w:val="○"/>
+      <w:lvlJc w:val="left"/>
+      <w:pPr>
+        <w:ind w:left="5760" w:hanging="360"/>
+      </w:pPr>
+      <w:rPr>
+        <w:u w:val="none"/>
+      </w:rPr>
+    </w:lvl>
+    <w:lvl w:ilvl="8">
+      <w:start w:val="1"/>
+      <w:numFmt w:val="bullet"/>
+      <w:lvlText w:val="■"/>
+      <w:lvlJc w:val="left"/>
+      <w:pPr>
+        <w:ind w:left="6480" w:hanging="360"/>
+      </w:pPr>
+      <w:rPr>
+        <w:u w:val="none"/>
+      </w:rPr>
+    </w:lvl>
+  </w:abstractNum>
+  <w:num w:numId="1">
+    <w:abstractNumId w:val="1"/>
+  </w:num>
+  <w:num w:numId="2">
+    <w:abstractNumId w:val="2"/>
+  </w:num>
+  <w:num w:numId="3">
+    <w:abstractNumId w:val="3"/>
+  </w:num>
+</w:numbering>
 </file>
 
 <file path=word/styles.xml><?xml version="1.0" encoding="utf-8"?>
-<w:styles xmlns:mc="http://schemas.openxmlformats.org/markup-compatibility/2006" xmlns:o="urn:schemas-microsoft-com:office:office" xmlns:r="http://schemas.openxmlformats.org/officeDocument/2006/relationships" xmlns:m="http://schemas.openxmlformats.org/officeDocument/2006/math" xmlns:v="urn:schemas-microsoft-com:vml" xmlns:wp="http://schemas.openxmlformats.org/drawingml/2006/wordprocessingDrawing" xmlns:w10="urn:schemas-microsoft-com:office:word" xmlns:w="http://schemas.openxmlformats.org/wordprocessingml/2006/main" xmlns:wne="http://schemas.microsoft.com/office/word/2006/wordml" xmlns:sl="http://schemas.openxmlformats.org/schemaLibrary/2006/main" xmlns:a="http://schemas.openxmlformats.org/drawingml/2006/main" xmlns:pic="http://schemas.openxmlformats.org/drawingml/2006/picture" xmlns:c="http://schemas.openxmlformats.org/drawingml/2006/chart" xmlns:lc="http://schemas.openxmlformats.org/drawingml/2006/lockedCanvas" xmlns:dgm="http://schemas.openxmlformats.org/drawingml/2006/diagram" xmlns:wps="http://schemas.microsoft.com/office/word/2010/wordprocessingShape" xmlns:wpg="http://schemas.microsoft.com/office/word/2010/wordprocessingGroup" xmlns:w14="http://schemas.microsoft.com/office/word/2010/wordml" xmlns:w15="http://schemas.microsoft.com/office/word/2012/wordml">
+<w:styles xmlns:mc="http://schemas.openxmlformats.org/markup-compatibility/2006" xmlns:o="urn:schemas-microsoft-com:office:office" xmlns:r="http://schemas.openxmlformats.org/officeDocument/2006/relationships" xmlns:m="http://schemas.openxmlformats.org/officeDocument/2006/math" xmlns:v="urn:schemas-microsoft-com:vml" xmlns:wp="http://schemas.openxmlformats.org/drawingml/2006/wordprocessingDrawing" xmlns:w10="urn:schemas-microsoft-com:office:word" xmlns:w="http://schemas.openxmlformats.org/wordprocessingml/2006/main" xmlns:wne="http://schemas.microsoft.com/office/word/2006/wordml" xmlns:sl="http://schemas.openxmlformats.org/schemaLibrary/2006/main" xmlns:a="http://schemas.openxmlformats.org/drawingml/2006/main" xmlns:pic="http://schemas.openxmlformats.org/drawingml/2006/picture" xmlns:c="http://schemas.openxmlformats.org/drawingml/2006/chart" xmlns:lc="http://schemas.openxmlformats.org/drawingml/2006/lockedCanvas" xmlns:dgm="http://schemas.openxmlformats.org/drawingml/2006/diagram" xmlns:wps="http://schemas.microsoft.com/office/word/2010/wordprocessingShape" xmlns:wpg="http://schemas.microsoft.com/office/word/2010/wordprocessingGroup" xmlns:w14="http://schemas.microsoft.com/office/word/2010/wordml" xmlns:w15="http://schemas.microsoft.com/office/word/2012/wordml" xmlns:w16="http://schemas.microsoft.com/office/word/2018/wordml" xmlns:w16cex="http://schemas.microsoft.com/office/word/2018/wordml/cex" xmlns:w16cid="http://schemas.microsoft.com/office/word/2016/wordml/cid" xmlns="http://schemas.microsoft.com/office/tasks/2019/documenttasks" xmlns:cr="http://schemas.microsoft.com/office/comments/2020/reactions">
   <w:docDefaults>
     <w:rPrDefault>
       <w:rPr>
